--- a/docs/Budget_Tracker_IP_OP.docx
+++ b/docs/Budget_Tracker_IP_OP.docx
@@ -81,36 +81,14 @@
           <w:color w:val="1F1F1F"/>
           <w:bdr w:val="none" w:sz="0" w:space="0" w:color="auto" w:frame="1"/>
         </w:rPr>
-        <w:t>Description (text)</w:t>
-      </w:r>
-      <w:r>
-        <w:rPr>
-          <w:rStyle w:val="Strong"/>
-          <w:color w:val="1F1F1F"/>
-          <w:bdr w:val="none" w:sz="0" w:space="0" w:color="auto" w:frame="1"/>
-        </w:rPr>
-        <w:t xml:space="preserve">: </w:t>
-      </w:r>
-      <w:r>
-        <w:rPr>
-          <w:color w:val="1F1F1F"/>
-          <w:bdr w:val="none" w:sz="0" w:space="0" w:color="auto" w:frame="1"/>
-        </w:rPr>
-        <w:t>“</w:t>
-      </w:r>
-      <w:r>
-        <w:rPr>
-          <w:color w:val="1F1F1F"/>
-          <w:bdr w:val="none" w:sz="0" w:space="0" w:color="auto" w:frame="1"/>
-        </w:rPr>
-        <w:t>Freelance Project</w:t>
-      </w:r>
-      <w:r>
-        <w:rPr>
-          <w:color w:val="1F1F1F"/>
-          <w:bdr w:val="none" w:sz="0" w:space="0" w:color="auto" w:frame="1"/>
-        </w:rPr>
-        <w:t>”</w:t>
+        <w:t xml:space="preserve">Description (text): </w:t>
+      </w:r>
+      <w:r>
+        <w:rPr>
+          <w:color w:val="1F1F1F"/>
+          <w:bdr w:val="none" w:sz="0" w:space="0" w:color="auto" w:frame="1"/>
+        </w:rPr>
+        <w:t>“Freelance Project”</w:t>
       </w:r>
     </w:p>
     <w:p>
@@ -272,14 +250,7 @@
           <w:color w:val="1F1F1F"/>
           <w:bdr w:val="none" w:sz="0" w:space="0" w:color="auto" w:frame="1"/>
         </w:rPr>
-        <w:t xml:space="preserve"> </w:t>
-      </w:r>
-      <w:r>
-        <w:rPr>
-          <w:color w:val="1F1F1F"/>
-          <w:bdr w:val="none" w:sz="0" w:space="0" w:color="auto" w:frame="1"/>
-        </w:rPr>
-        <w:t>-150</w:t>
+        <w:t xml:space="preserve"> -150</w:t>
       </w:r>
     </w:p>
     <w:p>
@@ -321,13 +292,7 @@
         <w:rPr>
           <w:color w:val="1F1F1F"/>
         </w:rPr>
-        <w:t xml:space="preserve"> 2026-04-1</w:t>
-      </w:r>
-      <w:r>
-        <w:rPr>
-          <w:color w:val="1F1F1F"/>
-        </w:rPr>
-        <w:t>2</w:t>
+        <w:t xml:space="preserve"> 2026-04-12</w:t>
       </w:r>
     </w:p>
     <w:p>
@@ -351,19 +316,7 @@
         <w:rPr>
           <w:color w:val="1F1F1F"/>
         </w:rPr>
-        <w:t xml:space="preserve"> “</w:t>
-      </w:r>
-      <w:r>
-        <w:rPr>
-          <w:color w:val="1F1F1F"/>
-        </w:rPr>
-        <w:t>Utilities</w:t>
-      </w:r>
-      <w:r>
-        <w:rPr>
-          <w:color w:val="1F1F1F"/>
-        </w:rPr>
-        <w:t xml:space="preserve">” </w:t>
+        <w:t xml:space="preserve"> “Utilities” </w:t>
       </w:r>
     </w:p>
     <w:p>
@@ -433,14 +386,7 @@
           <w:color w:val="1F1F1F"/>
           <w:bdr w:val="none" w:sz="0" w:space="0" w:color="auto" w:frame="1"/>
         </w:rPr>
-        <w:t xml:space="preserve"> </w:t>
-      </w:r>
-      <w:r>
-        <w:rPr>
-          <w:color w:val="1F1F1F"/>
-          <w:bdr w:val="none" w:sz="0" w:space="0" w:color="auto" w:frame="1"/>
-        </w:rPr>
-        <w:t>-75</w:t>
+        <w:t xml:space="preserve"> -75</w:t>
       </w:r>
     </w:p>
     <w:p>
@@ -482,13 +428,7 @@
         <w:rPr>
           <w:color w:val="1F1F1F"/>
         </w:rPr>
-        <w:t xml:space="preserve"> 2026-04-1</w:t>
-      </w:r>
-      <w:r>
-        <w:rPr>
-          <w:color w:val="1F1F1F"/>
-        </w:rPr>
-        <w:t>5</w:t>
+        <w:t xml:space="preserve"> 2026-04-15</w:t>
       </w:r>
     </w:p>
     <w:p>
@@ -562,14 +502,7 @@
           <w:color w:val="1F1F1F"/>
           <w:bdr w:val="none" w:sz="0" w:space="0" w:color="auto" w:frame="1"/>
         </w:rPr>
-        <w:t>Stock</w:t>
-      </w:r>
-      <w:r>
-        <w:rPr>
-          <w:color w:val="1F1F1F"/>
-          <w:bdr w:val="none" w:sz="0" w:space="0" w:color="auto" w:frame="1"/>
-        </w:rPr>
-        <w:t>s</w:t>
+        <w:t>Stocks</w:t>
       </w:r>
       <w:r>
         <w:rPr>
@@ -602,14 +535,7 @@
           <w:color w:val="1F1F1F"/>
           <w:bdr w:val="none" w:sz="0" w:space="0" w:color="auto" w:frame="1"/>
         </w:rPr>
-        <w:t xml:space="preserve"> </w:t>
-      </w:r>
-      <w:r>
-        <w:rPr>
-          <w:color w:val="1F1F1F"/>
-          <w:bdr w:val="none" w:sz="0" w:space="0" w:color="auto" w:frame="1"/>
-        </w:rPr>
-        <w:t>45</w:t>
+        <w:t xml:space="preserve"> 45</w:t>
       </w:r>
     </w:p>
     <w:p>
@@ -771,14 +697,7 @@
           <w:color w:val="1F1F1F"/>
           <w:bdr w:val="none" w:sz="0" w:space="0" w:color="auto" w:frame="1"/>
         </w:rPr>
-        <w:t xml:space="preserve"> </w:t>
-      </w:r>
-      <w:r>
-        <w:rPr>
-          <w:color w:val="1F1F1F"/>
-          <w:bdr w:val="none" w:sz="0" w:space="0" w:color="auto" w:frame="1"/>
-        </w:rPr>
-        <w:t>-60</w:t>
+        <w:t xml:space="preserve"> -60</w:t>
       </w:r>
     </w:p>
     <w:p>
@@ -820,13 +739,7 @@
         <w:rPr>
           <w:color w:val="1F1F1F"/>
         </w:rPr>
-        <w:t xml:space="preserve"> 2026-04-2</w:t>
-      </w:r>
-      <w:r>
-        <w:rPr>
-          <w:color w:val="1F1F1F"/>
-        </w:rPr>
-        <w:t>5</w:t>
+        <w:t xml:space="preserve"> 2026-04-25</w:t>
       </w:r>
     </w:p>
     <w:p>
@@ -1314,14 +1227,7 @@
           <w:color w:val="1F1F1F"/>
           <w:bdr w:val="none" w:sz="0" w:space="0" w:color="auto" w:frame="1"/>
         </w:rPr>
-        <w:t xml:space="preserve">                                           $</w:t>
-      </w:r>
-      <w:r>
-        <w:rPr>
-          <w:color w:val="1F1F1F"/>
-          <w:bdr w:val="none" w:sz="0" w:space="0" w:color="auto" w:frame="1"/>
-        </w:rPr>
-        <w:t>2500</w:t>
+        <w:t xml:space="preserve">                                           $2500</w:t>
       </w:r>
     </w:p>
     <w:p>
@@ -1337,19 +1243,7 @@
         <w:rPr>
           <w:color w:val="1F1F1F"/>
         </w:rPr>
-        <w:t>2026-04-10</w:t>
-      </w:r>
-      <w:r>
-        <w:rPr>
-          <w:color w:val="1F1F1F"/>
-        </w:rPr>
-        <w:t xml:space="preserve"> |</w:t>
-      </w:r>
-      <w:r>
-        <w:rPr>
-          <w:color w:val="1F1F1F"/>
-        </w:rPr>
-        <w:t xml:space="preserve"> Salary </w:t>
+        <w:t xml:space="preserve">2026-04-10 | Salary </w:t>
       </w:r>
     </w:p>
     <w:p>
@@ -1371,28 +1265,14 @@
           <w:color w:val="1F1F1F"/>
           <w:bdr w:val="none" w:sz="0" w:space="0" w:color="auto" w:frame="1"/>
         </w:rPr>
-        <w:t>Freelance Project</w:t>
-      </w:r>
-      <w:r>
-        <w:rPr>
-          <w:color w:val="1F1F1F"/>
-          <w:bdr w:val="none" w:sz="0" w:space="0" w:color="auto" w:frame="1"/>
-        </w:rPr>
-        <w:t xml:space="preserve">                                           $</w:t>
-      </w:r>
-      <w:r>
-        <w:rPr>
-          <w:color w:val="1F1F1F"/>
-          <w:bdr w:val="none" w:sz="0" w:space="0" w:color="auto" w:frame="1"/>
-        </w:rPr>
-        <w:t>15</w:t>
-      </w:r>
-      <w:r>
-        <w:rPr>
-          <w:color w:val="1F1F1F"/>
-          <w:bdr w:val="none" w:sz="0" w:space="0" w:color="auto" w:frame="1"/>
-        </w:rPr>
-        <w:t>0</w:t>
+        <w:t xml:space="preserve">Electric Bill           </w:t>
+      </w:r>
+      <w:r>
+        <w:rPr>
+          <w:color w:val="1F1F1F"/>
+          <w:bdr w:val="none" w:sz="0" w:space="0" w:color="auto" w:frame="1"/>
+        </w:rPr>
+        <w:t xml:space="preserve">                                           $150</w:t>
       </w:r>
     </w:p>
     <w:p>
@@ -1408,31 +1288,7 @@
         <w:rPr>
           <w:color w:val="1F1F1F"/>
         </w:rPr>
-        <w:t>2026-04-1</w:t>
-      </w:r>
-      <w:r>
-        <w:rPr>
-          <w:color w:val="1F1F1F"/>
-        </w:rPr>
-        <w:t>2</w:t>
-      </w:r>
-      <w:r>
-        <w:rPr>
-          <w:color w:val="1F1F1F"/>
-        </w:rPr>
-        <w:t xml:space="preserve"> | </w:t>
-      </w:r>
-      <w:r>
-        <w:rPr>
-          <w:color w:val="1F1F1F"/>
-        </w:rPr>
-        <w:t>Utilities</w:t>
-      </w:r>
-      <w:r>
-        <w:rPr>
-          <w:color w:val="1F1F1F"/>
-        </w:rPr>
-        <w:t xml:space="preserve"> </w:t>
+        <w:t xml:space="preserve">2026-04-12 | Utilities </w:t>
       </w:r>
     </w:p>
     <w:p>
@@ -2647,6 +2503,7 @@
   <w:style w:type="character" w:default="1" w:styleId="DefaultParagraphFont">
     <w:name w:val="Default Paragraph Font"/>
     <w:uiPriority w:val="1"/>
+    <w:semiHidden/>
     <w:unhideWhenUsed/>
   </w:style>
   <w:style w:type="table" w:default="1" w:styleId="TableNormal">
